--- a/word_reports/LP_0329_위치_250_Sylvie Vartan_La Reine De.docx
+++ b/word_reports/LP_0329_위치_250_Sylvie Vartan_La Reine De.docx
@@ -4,7 +4,7 @@
   <w:body>
     <w:p>
       <w:pPr>
-        <w:spacing w:after="280"/>
+        <w:spacing w:after="80"/>
       </w:pPr>
       <w:r>
         <w:rPr w:rFonts="맑은 고딕">
@@ -13,94 +13,47 @@
           <w:color w:val="1E3A8A"/>
           <w:sz w:val="30"/>
         </w:rPr>
-        <w:t>[250] Sylvie Vartan - La Reine De Saba</w:t>
+        <w:t>Sylvie Vartan (실비 바르탄) - La Reine De Saba</w:t>
       </w:r>
     </w:p>
     <w:p>
       <w:pPr>
-        <w:spacing w:after="320"/>
+        <w:spacing w:after="240"/>
       </w:pPr>
       <w:r>
         <w:rPr w:rFonts="맑은 고딕">
           <w:rFonts w:ascii="맑은 고딕" w:hAnsi="맑은 고딕" w:eastAsia="맑은 고딕"/>
           <w:b/>
-          <w:sz w:val="20"/>
+          <w:color w:val="4B5563"/>
+          <w:sz w:val="22"/>
         </w:rPr>
-        <w:t>■ 위치 : 250</w:t>
-        <w:br/>
-      </w:r>
-      <w:r>
-        <w:rPr w:rFonts="맑은 고딕">
-          <w:rFonts w:ascii="맑은 고딕" w:hAnsi="맑은 고딕" w:eastAsia="맑은 고딕"/>
-          <w:b/>
-          <w:sz w:val="20"/>
-        </w:rPr>
-        <w:t>■ 아티스트 : Sylvie Vartan</w:t>
-        <w:br/>
-      </w:r>
-      <w:r>
-        <w:rPr w:rFonts="맑은 고딕">
-          <w:rFonts w:ascii="맑은 고딕" w:hAnsi="맑은 고딕" w:eastAsia="맑은 고딕"/>
-          <w:b/>
-          <w:sz w:val="20"/>
-        </w:rPr>
-        <w:t>■ 앨범명 : La Reine De Saba</w:t>
-        <w:br/>
-      </w:r>
-      <w:r>
-        <w:rPr w:rFonts="맑은 고딕">
-          <w:rFonts w:ascii="맑은 고딕" w:hAnsi="맑은 고딕" w:eastAsia="맑은 고딕"/>
-          <w:b w:val="0"/>
-          <w:sz w:val="20"/>
-        </w:rPr>
-        <w:t>■ 음반 레이블 : RCA Victor</w:t>
-        <w:br/>
-      </w:r>
-      <w:r>
-        <w:rPr w:rFonts="맑은 고딕">
-          <w:rFonts w:ascii="맑은 고딕" w:hAnsi="맑은 고딕" w:eastAsia="맑은 고딕"/>
-          <w:b w:val="0"/>
-          <w:sz w:val="20"/>
-        </w:rPr>
-        <w:t>■ 발매년도 : 1974</w:t>
-        <w:br/>
-      </w:r>
-      <w:r>
-        <w:rPr w:rFonts="맑은 고딕">
-          <w:rFonts w:ascii="맑은 고딕" w:hAnsi="맑은 고딕" w:eastAsia="맑은 고딕"/>
-          <w:b w:val="0"/>
-          <w:sz w:val="20"/>
-        </w:rPr>
-        <w:t>■ 장르 : 샹송 (Chanson), 프렌치 팝 (French Pop)</w:t>
-        <w:br/>
-      </w:r>
-      <w:r>
-        <w:rPr w:rFonts="맑은 고딕">
-          <w:rFonts w:ascii="맑은 고딕" w:hAnsi="맑은 고딕" w:eastAsia="맑은 고딕"/>
-          <w:b w:val="0"/>
-          <w:sz w:val="20"/>
-        </w:rPr>
-        <w:t>■ 주요 수록곡 : 1. La Reine De Saba (시바의 여왕)</w:t>
-        <w:br/>
+        <w:t>위치 :  250</w:t>
       </w:r>
     </w:p>
     <w:p>
       <w:pPr>
-        <w:spacing w:after="160"/>
+        <w:spacing w:line="324" w:lineRule="auto" w:before="80" w:after="160"/>
       </w:pPr>
       <w:r>
         <w:rPr w:rFonts="맑은 고딕">
           <w:rFonts w:ascii="맑은 고딕" w:hAnsi="맑은 고딕" w:eastAsia="맑은 고딕"/>
           <w:b/>
           <w:color w:val="1F2937"/>
-          <w:sz w:val="24"/>
+          <w:sz w:val="22"/>
         </w:rPr>
-        <w:t>■ 음반 해설 및 감상 가이드</w:t>
+        <w:t xml:space="preserve">[음반 소개] </w:t>
+      </w:r>
+      <w:r>
+        <w:rPr w:rFonts="맑은 고딕">
+          <w:rFonts w:ascii="맑은 고딕" w:hAnsi="맑은 고딕" w:eastAsia="맑은 고딕"/>
+          <w:b w:val="0"/>
+          <w:sz w:val="21"/>
+        </w:rPr>
       </w:r>
     </w:p>
     <w:p>
       <w:pPr>
-        <w:spacing w:line="312" w:lineRule="auto" w:after="120"/>
+        <w:spacing w:line="324" w:lineRule="auto" w:after="120"/>
       </w:pPr>
       <w:r>
         <w:rPr w:rFonts="맑은 고딕">
@@ -108,51 +61,516 @@
           <w:b w:val="0"/>
           <w:sz w:val="21"/>
         </w:rPr>
-        <w:t>실비 바르탕(Sylvie Vartan)은 1960년대 프렌치 팝의 상징이었던 ‘예예(Yé-yé)’ 열풍의 중심에서 출발하여, 프랑스 대중음악계를 대표하는 선구적이자 독보적인 여성 디바로 자리매김한 인물입니다. 앨범 《La Reine De Saba》는 그녀의 음색이 지닌 특유의 애수와 우아함이 최고조에 달했던 시기를 담아낸 명반입니다. 미셸 로랑(Michel Laurent)의 명곡으로 잘 알려진 타이틀곡을 실비 바르탕만의 서정적이고 감성적인 어조로 재해석하여, 유럽은 물론 한국과 일본을 비롯한 아시아권에서도 폭발적인 사랑을 받았습니다.</w:t>
+        <w:t>1960년대 프렌치 팝의 찬란한 황금기를 상징하는 실비 바르탄의 이 음반은 도회적인 세련미와 애잔한 낭만이 눈부시게 교차하는 걸작입니다. 미셸 로랑의 불멸의 멜로디를 특유의 이국적이고 매혹적인 보컬로 승화시킨 표제작 '시바의 여왕(La Reine De Saba)'을 필두로, 샹송의 고아한 서정성과 당대 팝 사운드의 역동성이 완벽한 균형을 이룹니다. 턴테이블의 바늘 끝을 타고 피어오르는 그녀의 허스키하면서도 우아한 숨결은 반세기의 시간을 뛰어넘어 청자의 가슴속에 깊은 서정의 파문을 일으킵니다. 시대를 초월하여 사랑받는 유러피언 팝의 정수가 한 장의 바이닐 속에 고스란히 농축되어 있는 명반입니다.</w:t>
       </w:r>
     </w:p>
     <w:p>
       <w:pPr>
-        <w:spacing w:line="312" w:lineRule="auto" w:after="120"/>
+        <w:spacing w:line="324" w:lineRule="auto" w:before="200" w:after="80"/>
       </w:pPr>
+      <w:r>
+        <w:rPr w:rFonts="맑은 고딕">
+          <w:rFonts w:ascii="맑은 고딕" w:hAnsi="맑은 고딕" w:eastAsia="맑은 고딕"/>
+          <w:b/>
+          <w:color w:val="1E3A8A"/>
+          <w:sz w:val="24"/>
+        </w:rPr>
+        <w:t>1. 음반 데이터</w:t>
+      </w:r>
+    </w:p>
+    <w:p>
+      <w:pPr>
+        <w:spacing w:line="324" w:lineRule="auto" w:after="80"/>
+      </w:pPr>
+      <w:r>
+        <w:rPr w:rFonts="맑은 고딕">
+          <w:rFonts w:ascii="맑은 고딕" w:hAnsi="맑은 고딕" w:eastAsia="맑은 고딕"/>
+          <w:b w:val="0"/>
+          <w:color w:val="6B7280"/>
+          <w:sz w:val="21"/>
+        </w:rPr>
+        <w:t xml:space="preserve">· </w:t>
+      </w:r>
+      <w:r>
+        <w:rPr w:rFonts="맑은 고딕">
+          <w:rFonts w:ascii="맑은 고딕" w:hAnsi="맑은 고딕" w:eastAsia="맑은 고딕"/>
+          <w:b/>
+          <w:color w:val="1F2937"/>
+          <w:sz w:val="21"/>
+        </w:rPr>
+        <w:t xml:space="preserve">앨범명: </w:t>
+      </w:r>
       <w:r>
         <w:rPr w:rFonts="맑은 고딕">
           <w:rFonts w:ascii="맑은 고딕" w:hAnsi="맑은 고딕" w:eastAsia="맑은 고딕"/>
           <w:b w:val="0"/>
           <w:sz w:val="21"/>
         </w:rPr>
-        <w:t>음악적으로 이 음반은 풍성한 웅장함을 자랑하는 오케스트레이션과 감각적인 팝 편곡의 절묘한 조화를 보여줍니다. 실비 바르탕의 보컬은 특유의 비단결처럼 부드러운 미성과 나긋하면서도 깊은 울림을 지닌 호흡으로 듣는 이의 감성을 단숨에 사로잡습니다. 타이틀곡 ‘La Reine De Saba’에서 느껴지는 서정적이고 이국적인 멜로디 라인은 음반 전체를 관통하는 고풍스러운 분위기를 형성하며, 프렌치 팝이 지닌 특유의 예술적 품격을 한층 끌어올립니다.</w:t>
+        <w:t>La Reine De Saba</w:t>
       </w:r>
     </w:p>
     <w:p>
       <w:pPr>
-        <w:spacing w:line="312" w:lineRule="auto" w:after="120"/>
+        <w:spacing w:line="324" w:lineRule="auto" w:after="80"/>
       </w:pPr>
+      <w:r>
+        <w:rPr w:rFonts="맑은 고딕">
+          <w:rFonts w:ascii="맑은 고딕" w:hAnsi="맑은 고딕" w:eastAsia="맑은 고딕"/>
+          <w:b w:val="0"/>
+          <w:color w:val="6B7280"/>
+          <w:sz w:val="21"/>
+        </w:rPr>
+        <w:t xml:space="preserve">· </w:t>
+      </w:r>
+      <w:r>
+        <w:rPr w:rFonts="맑은 고딕">
+          <w:rFonts w:ascii="맑은 고딕" w:hAnsi="맑은 고딕" w:eastAsia="맑은 고딕"/>
+          <w:b/>
+          <w:color w:val="1F2937"/>
+          <w:sz w:val="21"/>
+        </w:rPr>
+        <w:t xml:space="preserve">아티스트: </w:t>
+      </w:r>
       <w:r>
         <w:rPr w:rFonts="맑은 고딕">
           <w:rFonts w:ascii="맑은 고딕" w:hAnsi="맑은 고딕" w:eastAsia="맑은 고딕"/>
           <w:b w:val="0"/>
           <w:sz w:val="21"/>
         </w:rPr>
-        <w:t>수록곡들 역시 황금기 샹송의 정수를 오롯이 담아내고 있습니다. 자신의 어린 시절 고향을 향한 그리움을 투영한 대표곡 ‘La Maritza’는 그녀의 자전적인 서사와 어우러져 깊은 페이소스를 전달하며, ‘Irresistiblement’에서는 경쾌하면서도 우아함을 잃지 않는 매혹적인 보컬 테크닉이 돋보입니다. 클래식적 모티프와 연주를 프렌치 팝에 녹여낸 곡들 또한 앨범의 다채로움을 더하며, 리스너에게 한 편의 아름다운 시집을 읽는 듯한 감동을 선사합니다.</w:t>
+        <w:t>Sylvie Vartan (실비 바르탄)</w:t>
       </w:r>
     </w:p>
     <w:p>
       <w:pPr>
-        <w:spacing w:line="312" w:lineRule="auto" w:after="120"/>
+        <w:spacing w:line="324" w:lineRule="auto" w:after="80"/>
       </w:pPr>
+      <w:r>
+        <w:rPr w:rFonts="맑은 고딕">
+          <w:rFonts w:ascii="맑은 고딕" w:hAnsi="맑은 고딕" w:eastAsia="맑은 고딕"/>
+          <w:b w:val="0"/>
+          <w:color w:val="6B7280"/>
+          <w:sz w:val="21"/>
+        </w:rPr>
+        <w:t xml:space="preserve">· </w:t>
+      </w:r>
+      <w:r>
+        <w:rPr w:rFonts="맑은 고딕">
+          <w:rFonts w:ascii="맑은 고딕" w:hAnsi="맑은 고딕" w:eastAsia="맑은 고딕"/>
+          <w:b/>
+          <w:color w:val="1F2937"/>
+          <w:sz w:val="21"/>
+        </w:rPr>
+        <w:t xml:space="preserve">발매 정보: </w:t>
+      </w:r>
       <w:r>
         <w:rPr w:rFonts="맑은 고딕">
           <w:rFonts w:ascii="맑은 고딕" w:hAnsi="맑은 고딕" w:eastAsia="맑은 고딕"/>
           <w:b w:val="0"/>
           <w:sz w:val="21"/>
         </w:rPr>
-        <w:t>《La Reine De Saba》는 단순한 히트곡의 모음을 넘어, 1970년대 프렌치 낭만주의 음악의 정수를 완벽하게 투영한 클래식입니다. 아날로그 LP 특유의 따뜻하고 질감 있는 사운드로 감상할 때, 실비 바르탕의 섬세한 숨소리와 웅장한 현악 섹션의 울림은 한층 더 압도적인 감동으로 다가옵니다. 유럽 팝 음악의 가장 찬란했던 시절을 경험하고 싶은 음악 애호가와 음반 수집가 모두에게 영원한 소장 가치를 지닌 명작입니다.</w:t>
+        <w:t>1960년대 후반 유서 깊은 RCA Victor 레이블을 통해 발매된 앨범으로, 청춘의 아이콘이었던 예예(Yé-yé) 스타일을 넘어 성숙한 프렌치 팝 디바로 도약하는 전환점을 기록한 역사적 음반입니다.</w:t>
+      </w:r>
+    </w:p>
+    <w:p>
+      <w:pPr>
+        <w:spacing w:line="324" w:lineRule="auto" w:after="80"/>
+      </w:pPr>
+      <w:r>
+        <w:rPr w:rFonts="맑은 고딕">
+          <w:rFonts w:ascii="맑은 고딕" w:hAnsi="맑은 고딕" w:eastAsia="맑은 고딕"/>
+          <w:b w:val="0"/>
+          <w:color w:val="6B7280"/>
+          <w:sz w:val="21"/>
+        </w:rPr>
+        <w:t xml:space="preserve">· </w:t>
+      </w:r>
+      <w:r>
+        <w:rPr w:rFonts="맑은 고딕">
+          <w:rFonts w:ascii="맑은 고딕" w:hAnsi="맑은 고딕" w:eastAsia="맑은 고딕"/>
+          <w:b/>
+          <w:color w:val="1F2937"/>
+          <w:sz w:val="21"/>
+        </w:rPr>
+        <w:t xml:space="preserve">LP 인기도(판매량): </w:t>
+      </w:r>
+      <w:r>
+        <w:rPr w:rFonts="맑은 고딕">
+          <w:rFonts w:ascii="맑은 고딕" w:hAnsi="맑은 고딕" w:eastAsia="맑은 고딕"/>
+          <w:b w:val="0"/>
+          <w:sz w:val="21"/>
+        </w:rPr>
+        <w:t>프랑스 본국은 물론 특히 일본과 한국 등 아시아 문화권에서 경이적인 반향을 일으키며 수십만 장 이상의 판매고를 기록, 오랜 세월 음악 애호가들의 필청반으로 자리 잡았습니다.</w:t>
+      </w:r>
+    </w:p>
+    <w:p>
+      <w:pPr>
+        <w:spacing w:line="324" w:lineRule="auto" w:after="80"/>
+      </w:pPr>
+      <w:r>
+        <w:rPr w:rFonts="맑은 고딕">
+          <w:rFonts w:ascii="맑은 고딕" w:hAnsi="맑은 고딕" w:eastAsia="맑은 고딕"/>
+          <w:b w:val="0"/>
+          <w:color w:val="6B7280"/>
+          <w:sz w:val="21"/>
+        </w:rPr>
+        <w:t xml:space="preserve">· </w:t>
+      </w:r>
+      <w:r>
+        <w:rPr w:rFonts="맑은 고딕">
+          <w:rFonts w:ascii="맑은 고딕" w:hAnsi="맑은 고딕" w:eastAsia="맑은 고딕"/>
+          <w:b/>
+          <w:color w:val="1F2937"/>
+          <w:sz w:val="21"/>
+        </w:rPr>
+        <w:t xml:space="preserve">각종 수상경력: </w:t>
+      </w:r>
+      <w:r>
+        <w:rPr w:rFonts="맑은 고딕">
+          <w:rFonts w:ascii="맑은 고딕" w:hAnsi="맑은 고딕" w:eastAsia="맑은 고딕"/>
+          <w:b w:val="0"/>
+          <w:sz w:val="21"/>
+        </w:rPr>
+        <w:t>프랑스 음반 아카데미를 비롯한 음악계의 전폭적인 찬사와 골드 디스크 수상을 기록하며, 대중성과 예술성을 완벽히 겸비한 시대의 명작으로 공인받았습니다.</w:t>
+      </w:r>
+    </w:p>
+    <w:p>
+      <w:pPr>
+        <w:spacing w:line="324" w:lineRule="auto" w:before="200" w:after="80"/>
+      </w:pPr>
+      <w:r>
+        <w:rPr w:rFonts="맑은 고딕">
+          <w:rFonts w:ascii="맑은 고딕" w:hAnsi="맑은 고딕" w:eastAsia="맑은 고딕"/>
+          <w:b/>
+          <w:color w:val="1E3A8A"/>
+          <w:sz w:val="24"/>
+        </w:rPr>
+        <w:t>2. 아티스트 정보</w:t>
+      </w:r>
+    </w:p>
+    <w:p>
+      <w:pPr>
+        <w:spacing w:line="324" w:lineRule="auto" w:after="80"/>
+      </w:pPr>
+      <w:r>
+        <w:rPr w:rFonts="맑은 고딕">
+          <w:rFonts w:ascii="맑은 고딕" w:hAnsi="맑은 고딕" w:eastAsia="맑은 고딕"/>
+          <w:b w:val="0"/>
+          <w:color w:val="6B7280"/>
+          <w:sz w:val="21"/>
+        </w:rPr>
+        <w:t xml:space="preserve">· </w:t>
+      </w:r>
+      <w:r>
+        <w:rPr w:rFonts="맑은 고딕">
+          <w:rFonts w:ascii="맑은 고딕" w:hAnsi="맑은 고딕" w:eastAsia="맑은 고딕"/>
+          <w:b/>
+          <w:color w:val="1F2937"/>
+          <w:sz w:val="21"/>
+        </w:rPr>
+        <w:t xml:space="preserve">국적: </w:t>
+      </w:r>
+      <w:r>
+        <w:rPr w:rFonts="맑은 고딕">
+          <w:rFonts w:ascii="맑은 고딕" w:hAnsi="맑은 고딕" w:eastAsia="맑은 고딕"/>
+          <w:b w:val="0"/>
+          <w:sz w:val="21"/>
+        </w:rPr>
+        <w:t>프랑스</w:t>
+      </w:r>
+    </w:p>
+    <w:p>
+      <w:pPr>
+        <w:spacing w:line="324" w:lineRule="auto" w:after="80"/>
+      </w:pPr>
+      <w:r>
+        <w:rPr w:rFonts="맑은 고딕">
+          <w:rFonts w:ascii="맑은 고딕" w:hAnsi="맑은 고딕" w:eastAsia="맑은 고딕"/>
+          <w:b w:val="0"/>
+          <w:color w:val="6B7280"/>
+          <w:sz w:val="21"/>
+        </w:rPr>
+        <w:t xml:space="preserve">· </w:t>
+      </w:r>
+      <w:r>
+        <w:rPr w:rFonts="맑은 고딕">
+          <w:rFonts w:ascii="맑은 고딕" w:hAnsi="맑은 고딕" w:eastAsia="맑은 고딕"/>
+          <w:b/>
+          <w:color w:val="1F2937"/>
+          <w:sz w:val="21"/>
+        </w:rPr>
+        <w:t xml:space="preserve">생몰년도: </w:t>
+      </w:r>
+      <w:r>
+        <w:rPr w:rFonts="맑은 고딕">
+          <w:rFonts w:ascii="맑은 고딕" w:hAnsi="맑은 고딕" w:eastAsia="맑은 고딕"/>
+          <w:b w:val="0"/>
+          <w:sz w:val="21"/>
+        </w:rPr>
+        <w:t>1944년 8월 15일 ~ 현재</w:t>
+      </w:r>
+    </w:p>
+    <w:p>
+      <w:pPr>
+        <w:spacing w:line="324" w:lineRule="auto" w:after="80"/>
+      </w:pPr>
+      <w:r>
+        <w:rPr w:rFonts="맑은 고딕">
+          <w:rFonts w:ascii="맑은 고딕" w:hAnsi="맑은 고딕" w:eastAsia="맑은 고딕"/>
+          <w:b w:val="0"/>
+          <w:color w:val="6B7280"/>
+          <w:sz w:val="21"/>
+        </w:rPr>
+        <w:t xml:space="preserve">· </w:t>
+      </w:r>
+      <w:r>
+        <w:rPr w:rFonts="맑은 고딕">
+          <w:rFonts w:ascii="맑은 고딕" w:hAnsi="맑은 고딕" w:eastAsia="맑은 고딕"/>
+          <w:b/>
+          <w:color w:val="1F2937"/>
+          <w:sz w:val="21"/>
+        </w:rPr>
+        <w:t xml:space="preserve">그룹 소속: </w:t>
+      </w:r>
+      <w:r>
+        <w:rPr w:rFonts="맑은 고딕">
+          <w:rFonts w:ascii="맑은 고딕" w:hAnsi="맑은 고딕" w:eastAsia="맑은 고딕"/>
+          <w:b w:val="0"/>
+          <w:sz w:val="21"/>
+        </w:rPr>
+        <w:t>솔로</w:t>
+      </w:r>
+    </w:p>
+    <w:p>
+      <w:pPr>
+        <w:spacing w:line="324" w:lineRule="auto" w:after="80"/>
+      </w:pPr>
+      <w:r>
+        <w:rPr w:rFonts="맑은 고딕">
+          <w:rFonts w:ascii="맑은 고딕" w:hAnsi="맑은 고딕" w:eastAsia="맑은 고딕"/>
+          <w:b w:val="0"/>
+          <w:color w:val="6B7280"/>
+          <w:sz w:val="21"/>
+        </w:rPr>
+        <w:t xml:space="preserve">· </w:t>
+      </w:r>
+      <w:r>
+        <w:rPr w:rFonts="맑은 고딕">
+          <w:rFonts w:ascii="맑은 고딕" w:hAnsi="맑은 고딕" w:eastAsia="맑은 고딕"/>
+          <w:b/>
+          <w:color w:val="1F2937"/>
+          <w:sz w:val="21"/>
+        </w:rPr>
+        <w:t xml:space="preserve">아티스트 소개: </w:t>
+      </w:r>
+      <w:r>
+        <w:rPr w:rFonts="맑은 고딕">
+          <w:rFonts w:ascii="맑은 고딕" w:hAnsi="맑은 고딕" w:eastAsia="맑은 고딕"/>
+          <w:b w:val="0"/>
+          <w:sz w:val="21"/>
+        </w:rPr>
+        <w:t>실비 바르탄은 1960년대 프랑스 대중문화의 혁명적 조류였던 '예예(Yé-yé)' 무브먼트의 중심에서 활약한 독보적인 여성 아티스트입니다. 특유의 호소력 짙은 음색과 감각적인 패션, 드라마틱한 무대 연출을 통해 샹송의 현대화를 이끌며 전 세계 팝 음악사에 굵직한 족적을 남겼습니다.</w:t>
+      </w:r>
+    </w:p>
+    <w:p>
+      <w:pPr>
+        <w:spacing w:line="324" w:lineRule="auto" w:before="200" w:after="80"/>
+      </w:pPr>
+      <w:r>
+        <w:rPr w:rFonts="맑은 고딕">
+          <w:rFonts w:ascii="맑은 고딕" w:hAnsi="맑은 고딕" w:eastAsia="맑은 고딕"/>
+          <w:b/>
+          <w:color w:val="1E3A8A"/>
+          <w:sz w:val="24"/>
+        </w:rPr>
+        <w:t>3. 음반 상세 분석</w:t>
+      </w:r>
+    </w:p>
+    <w:p>
+      <w:pPr>
+        <w:spacing w:line="324" w:lineRule="auto" w:after="80"/>
+      </w:pPr>
+      <w:r>
+        <w:rPr w:rFonts="맑은 고딕">
+          <w:rFonts w:ascii="맑은 고딕" w:hAnsi="맑은 고딕" w:eastAsia="맑은 고딕"/>
+          <w:b w:val="0"/>
+          <w:color w:val="6B7280"/>
+          <w:sz w:val="21"/>
+        </w:rPr>
+        <w:t xml:space="preserve">· </w:t>
+      </w:r>
+      <w:r>
+        <w:rPr w:rFonts="맑은 고딕">
+          <w:rFonts w:ascii="맑은 고딕" w:hAnsi="맑은 고딕" w:eastAsia="맑은 고딕"/>
+          <w:b/>
+          <w:color w:val="1F2937"/>
+          <w:sz w:val="21"/>
+        </w:rPr>
+        <w:t xml:space="preserve">역사적 위치: </w:t>
+      </w:r>
+      <w:r>
+        <w:rPr w:rFonts="맑은 고딕">
+          <w:rFonts w:ascii="맑은 고딕" w:hAnsi="맑은 고딕" w:eastAsia="맑은 고딕"/>
+          <w:b w:val="0"/>
+          <w:sz w:val="21"/>
+        </w:rPr>
+        <w:t>전통적인 프렌치 샹송의 극적인 서사와 영미권의 유려한 오케스트레이션 팝 편곡이 가장 이상적으로 결합된 앨범입니다. 단순한 유행가를 넘어서 문학적인 정취와 클래시컬한 현악 배치가 돋보이며, 유럽 대중음악이 도달한 고도의 음악적 완성도를 증명하는 이정표로 평가받습니다.</w:t>
+      </w:r>
+    </w:p>
+    <w:p>
+      <w:pPr>
+        <w:spacing w:line="324" w:lineRule="auto" w:after="80"/>
+      </w:pPr>
+      <w:r>
+        <w:rPr w:rFonts="맑은 고딕">
+          <w:rFonts w:ascii="맑은 고딕" w:hAnsi="맑은 고딕" w:eastAsia="맑은 고딕"/>
+          <w:b w:val="0"/>
+          <w:color w:val="6B7280"/>
+          <w:sz w:val="21"/>
+        </w:rPr>
+        <w:t xml:space="preserve">· </w:t>
+      </w:r>
+      <w:r>
+        <w:rPr w:rFonts="맑은 고딕">
+          <w:rFonts w:ascii="맑은 고딕" w:hAnsi="맑은 고딕" w:eastAsia="맑은 고딕"/>
+          <w:b/>
+          <w:color w:val="1F2937"/>
+          <w:sz w:val="21"/>
+        </w:rPr>
+        <w:t xml:space="preserve">시대의 흔적(스토리텔링): </w:t>
+      </w:r>
+      <w:r>
+        <w:rPr w:rFonts="맑은 고딕">
+          <w:rFonts w:ascii="맑은 고딕" w:hAnsi="맑은 고딕" w:eastAsia="맑은 고딕"/>
+          <w:b w:val="0"/>
+          <w:sz w:val="21"/>
+        </w:rPr>
+        <w:t>낭만과 자유의 물결이 출렁이던 1960년대 후반의 공기와, 전후 유럽 청춘들이 품었던 아련한 노스탤지어가 생생히 투영되어 있습니다. 국내 음악 감상실과 심야 라디오 방송의 전파를 타고 수많은 음악 애호가들의 가슴을 적시며 청춘의 배경음악으로 아로새겨진 시대의 초상입니다.</w:t>
+      </w:r>
+    </w:p>
+    <w:p>
+      <w:pPr>
+        <w:spacing w:line="324" w:lineRule="auto" w:before="200" w:after="80"/>
+      </w:pPr>
+      <w:r>
+        <w:rPr w:rFonts="맑은 고딕">
+          <w:rFonts w:ascii="맑은 고딕" w:hAnsi="맑은 고딕" w:eastAsia="맑은 고딕"/>
+          <w:b/>
+          <w:color w:val="1E3A8A"/>
+          <w:sz w:val="24"/>
+        </w:rPr>
+        <w:t>4. 주요 수록곡 및 감상 제언</w:t>
+      </w:r>
+    </w:p>
+    <w:p>
+      <w:pPr>
+        <w:spacing w:line="324" w:lineRule="auto" w:after="80"/>
+      </w:pPr>
+      <w:r>
+        <w:rPr w:rFonts="맑은 고딕">
+          <w:rFonts w:ascii="맑은 고딕" w:hAnsi="맑은 고딕" w:eastAsia="맑은 고딕"/>
+          <w:b w:val="0"/>
+          <w:color w:val="6B7280"/>
+          <w:sz w:val="21"/>
+        </w:rPr>
+        <w:t xml:space="preserve">· </w:t>
+      </w:r>
+      <w:r>
+        <w:rPr w:rFonts="맑은 고딕">
+          <w:rFonts w:ascii="맑은 고딕" w:hAnsi="맑은 고딕" w:eastAsia="맑은 고딕"/>
+          <w:b/>
+          <w:color w:val="1F2937"/>
+          <w:sz w:val="21"/>
+        </w:rPr>
+        <w:t xml:space="preserve">주요 수록곡 특징: </w:t>
+      </w:r>
+      <w:r>
+        <w:rPr w:rFonts="맑은 고딕">
+          <w:rFonts w:ascii="맑은 고딕" w:hAnsi="맑은 고딕" w:eastAsia="맑은 고딕"/>
+          <w:b w:val="0"/>
+          <w:sz w:val="21"/>
+        </w:rPr>
+        <w:t>웅장한 스트링 인트로와 동양적인 신비로움이 응축된 명곡 'La Reine De Saba'는 실비 바르탄의 속삭이듯 절제된 감정 표현이 압도적인 비장미를 선사합니다. 함께 수록된 멜로디컬한 발라드 트랙들은 프렌치 팝 특유의 우수가 깃든 멜랑콜리를 다채롭고 풍성한 음색으로 들려줍니다.</w:t>
+      </w:r>
+    </w:p>
+    <w:p>
+      <w:pPr>
+        <w:spacing w:line="324" w:lineRule="auto" w:after="80"/>
+      </w:pPr>
+      <w:r>
+        <w:rPr w:rFonts="맑은 고딕">
+          <w:rFonts w:ascii="맑은 고딕" w:hAnsi="맑은 고딕" w:eastAsia="맑은 고딕"/>
+          <w:b w:val="0"/>
+          <w:color w:val="6B7280"/>
+          <w:sz w:val="21"/>
+        </w:rPr>
+        <w:t xml:space="preserve">· </w:t>
+      </w:r>
+      <w:r>
+        <w:rPr w:rFonts="맑은 고딕">
+          <w:rFonts w:ascii="맑은 고딕" w:hAnsi="맑은 고딕" w:eastAsia="맑은 고딕"/>
+          <w:b/>
+          <w:color w:val="1F2937"/>
+          <w:sz w:val="21"/>
+        </w:rPr>
+        <w:t xml:space="preserve">빈티지 감상 제언: </w:t>
+      </w:r>
+      <w:r>
+        <w:rPr w:rFonts="맑은 고딕">
+          <w:rFonts w:ascii="맑은 고딕" w:hAnsi="맑은 고딕" w:eastAsia="맑은 고딕"/>
+          <w:b w:val="0"/>
+          <w:sz w:val="21"/>
+        </w:rPr>
+        <w:t>진공관 앰프의 온화한 배음 구조와 섬세한 MC/MM 카트리지를 매칭했을 때, 오케스트라의 공간감과 보컬의 미세한 떨림이 극대화됩니다. 아날로그 그루브 속에서 자연스럽게 배어 나오는 질감은 디지털 음원에서는 결코 모방할 수 없는 짙은 밀도감과 벨벳 같은 따스함을 선사합니다.</w:t>
+      </w:r>
+    </w:p>
+    <w:p>
+      <w:pPr>
+        <w:spacing w:line="324" w:lineRule="auto" w:after="80"/>
+      </w:pPr>
+      <w:r>
+        <w:rPr w:rFonts="맑은 고딕">
+          <w:rFonts w:ascii="맑은 고딕" w:hAnsi="맑은 고딕" w:eastAsia="맑은 고딕"/>
+          <w:b w:val="0"/>
+          <w:color w:val="6B7280"/>
+          <w:sz w:val="21"/>
+        </w:rPr>
+        <w:t xml:space="preserve">· </w:t>
+      </w:r>
+      <w:r>
+        <w:rPr w:rFonts="맑은 고딕">
+          <w:rFonts w:ascii="맑은 고딕" w:hAnsi="맑은 고딕" w:eastAsia="맑은 고딕"/>
+          <w:b/>
+          <w:color w:val="1F2937"/>
+          <w:sz w:val="21"/>
+        </w:rPr>
+        <w:t xml:space="preserve">소장 가치: </w:t>
+      </w:r>
+      <w:r>
+        <w:rPr w:rFonts="맑은 고딕">
+          <w:rFonts w:ascii="맑은 고딕" w:hAnsi="맑은 고딕" w:eastAsia="맑은 고딕"/>
+          <w:b w:val="0"/>
+          <w:sz w:val="21"/>
+        </w:rPr>
+        <w:t>당대 오리지널 아날로그 사운드의 미학이 고스란히 보존된 바이닐로서, 60년대 프렌치 팝의 정취를 오감으로 체험할 수 있는 컬렉터스 아이템이자 영구 소장 가치가 충분한 문화적 유산입니다.</w:t>
+      </w:r>
+    </w:p>
+    <w:p>
+      <w:pPr>
+        <w:spacing w:line="324" w:lineRule="auto" w:after="120" w:before="160"/>
+      </w:pPr>
+      <w:r>
+        <w:rPr w:rFonts="맑은 고딕">
+          <w:rFonts w:ascii="맑은 고딕" w:hAnsi="맑은 고딕" w:eastAsia="맑은 고딕"/>
+          <w:b/>
+          <w:color w:val="4338CA"/>
+          <w:sz w:val="21"/>
+        </w:rPr>
+        <w:t>이 음반을 통해 아날로그 바이닐의 고즈넉한 결 사이로 실비 바르탄의 고혹적인 음성이 전해주는 감동을 다시 한번 경험해 보시는 것은 어떨까요?</w:t>
       </w:r>
     </w:p>
     <w:sectPr>
       <w:pgSz w:w="12240" w:h="15840"/>
-      <w:pgMar w:top="1440" w:right="1440" w:bottom="1440" w:left="1440" w:header="720" w:footer="720" w:gutter="0"/>
+      <w:pgMar w:top="1152" w:right="1296" w:bottom="1152" w:left="1296" w:header="720" w:footer="720" w:gutter="0"/>
       <w:cols w:space="720"/>
       <w:docGrid w:linePitch="360"/>
     </w:sectPr>

--- a/word_reports/LP_0329_위치_250_Sylvie Vartan_La Reine De.docx
+++ b/word_reports/LP_0329_위치_250_Sylvie Vartan_La Reine De.docx
@@ -32,7 +32,7 @@
     </w:p>
     <w:p>
       <w:pPr>
-        <w:spacing w:line="324" w:lineRule="auto" w:before="80" w:after="160"/>
+        <w:spacing w:line="324" w:lineRule="auto" w:before="80" w:after="120"/>
       </w:pPr>
       <w:r>
         <w:rPr w:rFonts="맑은 고딕">
@@ -42,13 +42,6 @@
           <w:sz w:val="22"/>
         </w:rPr>
         <w:t xml:space="preserve">[음반 소개] </w:t>
-      </w:r>
-      <w:r>
-        <w:rPr w:rFonts="맑은 고딕">
-          <w:rFonts w:ascii="맑은 고딕" w:hAnsi="맑은 고딕" w:eastAsia="맑은 고딕"/>
-          <w:b w:val="0"/>
-          <w:sz w:val="21"/>
-        </w:rPr>
       </w:r>
     </w:p>
     <w:p>
@@ -61,7 +54,33 @@
           <w:b w:val="0"/>
           <w:sz w:val="21"/>
         </w:rPr>
-        <w:t>1960년대 프렌치 팝의 찬란한 황금기를 상징하는 실비 바르탄의 이 음반은 도회적인 세련미와 애잔한 낭만이 눈부시게 교차하는 걸작입니다. 미셸 로랑의 불멸의 멜로디를 특유의 이국적이고 매혹적인 보컬로 승화시킨 표제작 '시바의 여왕(La Reine De Saba)'을 필두로, 샹송의 고아한 서정성과 당대 팝 사운드의 역동성이 완벽한 균형을 이룹니다. 턴테이블의 바늘 끝을 타고 피어오르는 그녀의 허스키하면서도 우아한 숨결은 반세기의 시간을 뛰어넘어 청자의 가슴속에 깊은 서정의 파문을 일으킵니다. 시대를 초월하여 사랑받는 유러피언 팝의 정수가 한 장의 바이닐 속에 고스란히 농축되어 있는 명반입니다.</w:t>
+        <w:t>1960년대 프랑스 대중음악계는 이른바 '예예(Yé-yé)' 열풍이라는 격동의 세대교체를 겪으며 젊음과 자유의 찬가를 쏟아내고 있었습니다. 그 격변의 중심에서 패션과 음악, 라이프스타일 모두를 선도하며 프랑스 청춘들의 영원한 우상으로 군림했던 실비 바르탄은, 단순한 틴에이저 아이돌의 굴레를 벗어던지고 완숙한 프렌치 팝의 여신으로 도약하기 위한 예술적 변곡점을 마주합니다. 미셸 로랑(Michel Laurent)의 원곡을 바탕으로 탄생한 [La Reine De Saba](시바의 여왕)는, 실비 바르탄이라는 아티스트가 지닌 관능적이면서도 지적인 매력, 그리고 프렌치 팝 특유의 우아한 낭만주의가 절정에 달했던 시기의 찬란한 기록입니다.</w:t>
+      </w:r>
+    </w:p>
+    <w:p>
+      <w:pPr>
+        <w:spacing w:line="324" w:lineRule="auto" w:after="120"/>
+      </w:pPr>
+      <w:r>
+        <w:rPr w:rFonts="맑은 고딕">
+          <w:rFonts w:ascii="맑은 고딕" w:hAnsi="맑은 고딕" w:eastAsia="맑은 고딕"/>
+          <w:b w:val="0"/>
+          <w:sz w:val="21"/>
+        </w:rPr>
+        <w:t>이 앨범은 고대 성서의 신비로운 서사를 서구적 오리엔탈리즘의 낭만과 결합하여, 당대 대중음악이 도달할 수 있었던 가장 웅장하고도 섬세한 서정미를 구축해 냅니다. 유려하고 풍성한 오케스트라 스트링 편곡과 세련된 금관악기의 선율 위로 얹어지는 실비 바르탄의 보컬은, 거친 기교 대신 깊은 한숨과 섬세한 호흡으로 듣는 이의 심상을 단숨에 사로잡습니다. 화려한 무대 위의 스타가 아닌, 사랑의 비극과 유한성을 노래하는 진정한 샹소니에(Chansonnière)로서 그녀가 던진 음악적 메시지는 프랑스를 넘어 전 유럽과 아시아 애호가들의 감수성을 깊게 뒤흔들었습니다.</w:t>
+      </w:r>
+    </w:p>
+    <w:p>
+      <w:pPr>
+        <w:spacing w:line="324" w:lineRule="auto" w:after="120"/>
+      </w:pPr>
+      <w:r>
+        <w:rPr w:rFonts="맑은 고딕">
+          <w:rFonts w:ascii="맑은 고딕" w:hAnsi="맑은 고딕" w:eastAsia="맑은 고딕"/>
+          <w:b w:val="0"/>
+          <w:sz w:val="21"/>
+        </w:rPr>
+        <w:t>반세기가 훌쩍 지난 오늘날에도 이 음반이 불멸의 생명력을 지니는 이유는, 유행에 매몰되지 않은 고전적 격조와 턴테이블 위에서만 만개하는 농밀한 공감각적 울림 덕분입니다. 회색빛 파리의 황혼과 이국적인 사막의 신기루가 교차하는 듯한 사운드스케이프는, 디지털 음원으로는 결코 재현할 수 없는 아날로그 음반만의 깊은 명암(明暗)을 품고 있습니다. [La Reine De Saba]는 당대 프렌치 오케스트럴 팝의 황금기를 증언하는 기념비적 유산이자, 실비 바르탄이라는 한 예술가가 청춘의 열기를 지나 영원한 클래식의 반열에 올라섰음을 알리는 찬란한 이정표입니다.</w:t>
       </w:r>
     </w:p>
     <w:p>
@@ -168,7 +187,7 @@
           <w:b w:val="0"/>
           <w:sz w:val="21"/>
         </w:rPr>
-        <w:t>1960년대 후반 유서 깊은 RCA Victor 레이블을 통해 발매된 앨범으로, 청춘의 아이콘이었던 예예(Yé-yé) 스타일을 넘어 성숙한 프렌치 팝 디바로 도약하는 전환점을 기록한 역사적 음반입니다.</w:t>
+        <w:t>1960년대 후반 프랑스 RCA Victor를 기점으로 발매되어 프랑스 본국은 물론 일본, 한국 등 전 세계 음악 애호가들에게 열화와 같은 찬사를 받은 프렌치 팝의 역사적 명반</w:t>
       </w:r>
     </w:p>
     <w:p>
@@ -199,7 +218,7 @@
           <w:b w:val="0"/>
           <w:sz w:val="21"/>
         </w:rPr>
-        <w:t>프랑스 본국은 물론 특히 일본과 한국 등 아시아 문화권에서 경이적인 반향을 일으키며 수십만 장 이상의 판매고를 기록, 오랜 세월 음악 애호가들의 필청반으로 자리 잡았습니다.</w:t>
+        <w:t>발매 직후 프랑스 팝 차트 상위권을 석권했으며, 특히 일본 오리콘 해외 앨범 차트 및 아시아 라디오 차트에서 장기간 1위를 수성하며 밀리언셀러급 대중적 신드롬을 기록</w:t>
       </w:r>
     </w:p>
     <w:p>
@@ -230,7 +249,7 @@
           <w:b w:val="0"/>
           <w:sz w:val="21"/>
         </w:rPr>
-        <w:t>프랑스 음반 아카데미를 비롯한 음악계의 전폭적인 찬사와 골드 디스크 수상을 기록하며, 대중성과 예술성을 완벽히 겸비한 시대의 명작으로 공인받았습니다.</w:t>
+        <w:t>프랑스 문화예술공로훈장(Ordre des Arts et des Lettres) 서훈, 레지옹 도뇌르(Légion d'honneur) 훈장 수훈 및 유럽 유수의 음반협회 골드 레코드 인증</w:t>
       </w:r>
     </w:p>
     <w:p>
@@ -275,7 +294,7 @@
           <w:b w:val="0"/>
           <w:sz w:val="21"/>
         </w:rPr>
-        <w:t>프랑스</w:t>
+        <w:t>프랑스 (불가리아 출생)</w:t>
       </w:r>
     </w:p>
     <w:p>
@@ -368,7 +387,7 @@
           <w:b w:val="0"/>
           <w:sz w:val="21"/>
         </w:rPr>
-        <w:t>실비 바르탄은 1960년대 프랑스 대중문화의 혁명적 조류였던 '예예(Yé-yé)' 무브먼트의 중심에서 활약한 독보적인 여성 아티스트입니다. 특유의 호소력 짙은 음색과 감각적인 패션, 드라마틱한 무대 연출을 통해 샹송의 현대화를 이끌며 전 세계 팝 음악사에 굵직한 족적을 남겼습니다.</w:t>
+        <w:t>1960년대 '예예(Yé-yé)' 시대를 열어젖힌 프렌치 팝의 상징이자 독보적인 디바입니다. 탁월한 패션 감각과 매혹적인 음색, 세련된 무대 매너로 시대를 풍미하였으며, 대중음악과 정통 샹송의 경계를 허물며 반세기 넘도록 유럽 문화계의 찬란한 아이콘으로 추앙받고 있습니다.</w:t>
       </w:r>
     </w:p>
     <w:p>
@@ -413,7 +432,7 @@
           <w:b w:val="0"/>
           <w:sz w:val="21"/>
         </w:rPr>
-        <w:t>전통적인 프렌치 샹송의 극적인 서사와 영미권의 유려한 오케스트레이션 팝 편곡이 가장 이상적으로 결합된 앨범입니다. 단순한 유행가를 넘어서 문학적인 정취와 클래시컬한 현악 배치가 돋보이며, 유럽 대중음악이 도달한 고도의 음악적 완성도를 증명하는 이정표로 평가받습니다.</w:t>
+        <w:t>프렌치 예예 팝의 경쾌함에서 벗어나 정통 샹송의 서정성과 대편성 심포닉 팝의 미학을 유기적으로 결합한 걸작으로, 1960-70년대 유럽 팝 음악의 음악적 완숙도를 대변하는 명반입니다.</w:t>
       </w:r>
     </w:p>
     <w:p>
@@ -444,7 +463,7 @@
           <w:b w:val="0"/>
           <w:sz w:val="21"/>
         </w:rPr>
-        <w:t>낭만과 자유의 물결이 출렁이던 1960년대 후반의 공기와, 전후 유럽 청춘들이 품었던 아련한 노스탤지어가 생생히 투영되어 있습니다. 국내 음악 감상실과 심야 라디오 방송의 전파를 타고 수많은 음악 애호가들의 가슴을 적시며 청춘의 배경음악으로 아로새겨진 시대의 초상입니다.</w:t>
+        <w:t>68혁명 전후 프랑스 사회의 지적 방황과 낭만, 그리고 당시 한국과 아시아의 음악 다방과 살롱 문화를 지배했던 노스탤지어를 고스란히 담아내며 당대 청춘들의 가슴속에 잊히지 않는 감성적 도피처를 선사했습니다.</w:t>
       </w:r>
     </w:p>
     <w:p>
@@ -489,7 +508,7 @@
           <w:b w:val="0"/>
           <w:sz w:val="21"/>
         </w:rPr>
-        <w:t>웅장한 스트링 인트로와 동양적인 신비로움이 응축된 명곡 'La Reine De Saba'는 실비 바르탄의 속삭이듯 절제된 감정 표현이 압도적인 비장미를 선사합니다. 함께 수록된 멜로디컬한 발라드 트랙들은 프렌치 팝 특유의 우수가 깃든 멜랑콜리를 다채롭고 풍성한 음색으로 들려줍니다.</w:t>
+        <w:t>표제작이자 불멸의 명곡인 "La Reine De Saba"는 동양적 신비감과 장엄한 현악 오케스트레이션, 실비 바르탄의 애절하고 기품 있는 보컬이 압도적 몰입감을 자아내며, 함께 수록된 낭만적인 프렌치 팝 트랙들은 당대 최고의 편곡 수준과 다채로운 멜로디의 향연을 들려줍니다.</w:t>
       </w:r>
     </w:p>
     <w:p>
@@ -520,7 +539,7 @@
           <w:b w:val="0"/>
           <w:sz w:val="21"/>
         </w:rPr>
-        <w:t>진공관 앰프의 온화한 배음 구조와 섬세한 MC/MM 카트리지를 매칭했을 때, 오케스트라의 공간감과 보컬의 미세한 떨림이 극대화됩니다. 아날로그 그루브 속에서 자연스럽게 배어 나오는 질감은 디지털 음원에서는 결코 모방할 수 없는 짙은 밀도감과 벨벳 같은 따스함을 선사합니다.</w:t>
+        <w:t>진공관 앰프의 그윽한 배음과 섬세한 포노 카트리지를 통해 재생할 때, 현악 세션의 부드러운 질감과 실비 바르탄 특유의 속삭이듯 스며드는 숨소리가 한층 더 입체적이고 온기 가득한 아날로그 사운드로 되살아납니다.</w:t>
       </w:r>
     </w:p>
     <w:p>
@@ -551,7 +570,7 @@
           <w:b w:val="0"/>
           <w:sz w:val="21"/>
         </w:rPr>
-        <w:t>당대 오리지널 아날로그 사운드의 미학이 고스란히 보존된 바이닐로서, 60년대 프렌치 팝의 정취를 오감으로 체험할 수 있는 컬렉터스 아이템이자 영구 소장 가치가 충분한 문화적 유산입니다.</w:t>
+        <w:t>유러피언 팝 황금기의 찬란한 감성과 프랑스 프레스 특유의 풍성한 마스터링 음향, 그리고 클래식 컬렉터스 피스로서의 높은 상징성을 동시에 지닌 정통 바이닐 애호가들의 필수 소장 음반입니다.</w:t>
       </w:r>
     </w:p>
     <w:p>
@@ -565,7 +584,7 @@
           <w:color w:val="4338CA"/>
           <w:sz w:val="21"/>
         </w:rPr>
-        <w:t>이 음반을 통해 아날로그 바이닐의 고즈넉한 결 사이로 실비 바르탄의 고혹적인 음성이 전해주는 감동을 다시 한번 경험해 보시는 것은 어떨까요?</w:t>
+        <w:t>이 음반을 통해 아날로그 바늘 끝에서 피어오르는 시바의 여왕의 신비로운 전설과 실비 바르탄의 우아한 숨결이 전해주는 감동을 다시 한번 경험해 보시는 것은 어떨까요?</w:t>
       </w:r>
     </w:p>
     <w:sectPr>
